--- a/build_dsr/InadmissibleScalingForecasts_TitlePage.docx
+++ b/build_dsr/InadmissibleScalingForecasts_TitlePage.docx
@@ -182,13 +182,13 @@
         <w:t xml:space="preserve"> </w:t>
       </w:r>
       <w:r>
-        <w:t xml:space="preserve">Approximately 4</w:t>
+        <w:t xml:space="preserve">Approximately 6</w:t>
       </w:r>
       <w:r>
         <w:t xml:space="preserve">,</w:t>
       </w:r>
       <w:r>
-        <w:t xml:space="preserve">950 words in the body, excluding</w:t>
+        <w:t xml:space="preserve">780 words in the body, excluding</w:t>
       </w:r>
       <w:r>
         <w:t xml:space="preserve"> </w:t>

--- a/build_dsr/InadmissibleScalingForecasts_TitlePage.docx
+++ b/build_dsr/InadmissibleScalingForecasts_TitlePage.docx
@@ -188,7 +188,7 @@
         <w:t xml:space="preserve">,</w:t>
       </w:r>
       <w:r>
-        <w:t xml:space="preserve">780 words in the body, excluding</w:t>
+        <w:t xml:space="preserve">850 words in the body, excluding</w:t>
       </w:r>
       <w:r>
         <w:t xml:space="preserve"> </w:t>

--- a/build_dsr/InadmissibleScalingForecasts_TitlePage.docx
+++ b/build_dsr/InadmissibleScalingForecasts_TitlePage.docx
@@ -182,13 +182,13 @@
         <w:t xml:space="preserve"> </w:t>
       </w:r>
       <w:r>
-        <w:t xml:space="preserve">Approximately 6</w:t>
+        <w:t xml:space="preserve">Approximately 7</w:t>
       </w:r>
       <w:r>
         <w:t xml:space="preserve">,</w:t>
       </w:r>
       <w:r>
-        <w:t xml:space="preserve">850 words in the body, excluding</w:t>
+        <w:t xml:space="preserve">580 words in the body, excluding</w:t>
       </w:r>
       <w:r>
         <w:t xml:space="preserve"> </w:t>
